--- a/module-5/RylanderMod5.2.docx
+++ b/module-5/RylanderMod5.2.docx
@@ -114,7 +114,7 @@
     <w:p>
       <w:r>
         <w:drawing>
-          <wp:inline wp14:editId="53884AF7" wp14:anchorId="6A3167AE">
+          <wp:inline wp14:editId="31137243" wp14:anchorId="6A3167AE">
             <wp:extent cx="5943600" cy="4581525"/>
             <wp:effectExtent l="0" t="0" r="0" b="0"/>
             <wp:docPr id="1026563435" name="drawing"/>
@@ -156,7 +156,9 @@
         </w:drawing>
       </w:r>
       <w:r>
-        <w:rPr/>
+        <w:rPr>
+          <w:rStyle w:val="Heading1Char"/>
+        </w:rPr>
         <w:t>SHOW TABLES result</w:t>
       </w:r>
     </w:p>
@@ -166,7 +168,7 @@
       </w:pPr>
       <w:r>
         <w:drawing>
-          <wp:inline wp14:editId="3B7BB081" wp14:anchorId="20B0B84E">
+          <wp:inline wp14:editId="451CFC99" wp14:anchorId="20B0B84E">
             <wp:extent cx="2734056" cy="1857634"/>
             <wp:effectExtent l="0" t="0" r="0" b="0"/>
             <wp:docPr id="583895658" name="drawing"/>
@@ -239,7 +241,7 @@
       </w:pPr>
       <w:r>
         <w:drawing>
-          <wp:inline wp14:editId="5ACD7F0F" wp14:anchorId="2894BAAC">
+          <wp:inline wp14:editId="536F77EC" wp14:anchorId="2894BAAC">
             <wp:extent cx="5943600" cy="1123950"/>
             <wp:effectExtent l="0" t="0" r="0" b="0"/>
             <wp:docPr id="852248630" name="drawing"/>
@@ -741,8 +743,9 @@
     <w:name w:val="heading 1"/>
     <w:basedOn w:val="Normal"/>
     <w:next w:val="Normal"/>
+    <w:link w:val="Heading1Char"/>
     <w:qFormat/>
-    <w:rsid w:val="7F7102EF"/>
+    <w:rsid w:val="509A9390"/>
     <w:rPr>
       <w:rFonts w:ascii="Aptos Display" w:hAnsi="Aptos Display" w:eastAsia="" w:cs="" w:asciiTheme="majorAscii" w:hAnsiTheme="majorAscii" w:eastAsiaTheme="majorEastAsia" w:cstheme="majorBidi"/>
       <w:color w:val="0F4761" w:themeColor="accent1" w:themeTint="FF" w:themeShade="BF"/>
@@ -755,6 +758,19 @@
       <w:spacing w:before="360" w:after="80"/>
       <w:outlineLvl w:val="0"/>
     </w:pPr>
+  </w:style>
+  <w:style w:type="character" w:styleId="Heading1Char" w:customStyle="true">
+    <w:uiPriority w:val="9"/>
+    <w:name w:val="Heading 1 Char"/>
+    <w:basedOn w:val="DefaultParagraphFont"/>
+    <w:link w:val="Heading1"/>
+    <w:rsid w:val="509A9390"/>
+    <w:rPr>
+      <w:rFonts w:ascii="Aptos Display" w:hAnsi="Aptos Display" w:eastAsia="" w:cs="" w:asciiTheme="majorAscii" w:hAnsiTheme="majorAscii" w:eastAsiaTheme="majorEastAsia" w:cstheme="majorBidi"/>
+      <w:color w:val="0F4761" w:themeColor="accent1" w:themeTint="FF" w:themeShade="BF"/>
+      <w:sz w:val="40"/>
+      <w:szCs w:val="40"/>
+    </w:rPr>
   </w:style>
 </w:styles>
 </file>
